--- a/63-library-assistant-and-library-technician/portuguese/docx/Guia_63_Assistente_de_Biblioteca_e_T_cnico_de_Biblioteca_PTBR.docx
+++ b/63-library-assistant-and-library-technician/portuguese/docx/Guia_63_Assistente_de_Biblioteca_e_T_cnico_de_Biblioteca_PTBR.docx
@@ -11,7 +11,7 @@
           <w:b/>
           <w:sz w:val="32"/>
         </w:rPr>
-        <w:t>OPORTUNIDADES AO LONGO DA VIDA</w:t>
+        <w:t>OPORTUNIDADES AO LONGO DA VIDA | GUIA 63</w:t>
       </w:r>
     </w:p>
     <w:p>
@@ -1732,7 +1732,7 @@
       <w:rPr>
         <w:sz w:val="16"/>
       </w:rPr>
-      <w:t>Guias de Oportunidades ao Longo da Vida | Assistente de Biblioteca e Técnico de Biblioteca v1.0</w:t>
+      <w:t>Guias de Oportunidades ao Longo da Vida | Guia 63 | Assistente de Biblioteca e Técnico de Biblioteca v1.0</w:t>
     </w:r>
   </w:p>
 </w:hdr>
